--- a/worksheets/NS_L11_Test_Reflection_Worksheet.docx
+++ b/worksheets/NS_L11_Test_Reflection_Worksheet.docx
@@ -601,7 +601,7 @@
                       <w:sz w:val="21"/>
                       <w:szCs w:val="21"/>
                     </w:rPr>
-                    <w:t xml:space="preserve">1</w:t>
+                    <w:t xml:space="preserve"/>
                   </w:r>
                 </w:p>
               </w:tc>
@@ -635,7 +635,7 @@
                       <w:sz w:val="21"/>
                       <w:szCs w:val="21"/>
                     </w:rPr>
-                    <w:t xml:space="preserve">Types of malware</w:t>
+                    <w:t xml:space="preserve">Forms of attack and attackers' motives</w:t>
                   </w:r>
                 </w:p>
               </w:tc>
@@ -669,7 +669,7 @@
                       <w:sz w:val="21"/>
                       <w:szCs w:val="21"/>
                     </w:rPr>
-                    <w:t xml:space="preserve">1</w:t>
+                    <w:t xml:space="preserve"/>
                   </w:r>
                 </w:p>
               </w:tc>
@@ -775,7 +775,7 @@
                       <w:sz w:val="21"/>
                       <w:szCs w:val="21"/>
                     </w:rPr>
-                    <w:t xml:space="preserve">2</w:t>
+                    <w:t xml:space="preserve"/>
                   </w:r>
                 </w:p>
               </w:tc>
@@ -809,7 +809,7 @@
                       <w:sz w:val="21"/>
                       <w:szCs w:val="21"/>
                     </w:rPr>
-                    <w:t xml:space="preserve">Phishing</w:t>
+                    <w:t xml:space="preserve">Malware: types, spread and damage</w:t>
                   </w:r>
                 </w:p>
               </w:tc>
@@ -843,7 +843,7 @@
                       <w:sz w:val="21"/>
                       <w:szCs w:val="21"/>
                     </w:rPr>
-                    <w:t xml:space="preserve">2</w:t>
+                    <w:t xml:space="preserve"/>
                   </w:r>
                 </w:p>
               </w:tc>
@@ -949,7 +949,7 @@
                       <w:sz w:val="21"/>
                       <w:szCs w:val="21"/>
                     </w:rPr>
-                    <w:t xml:space="preserve">3</w:t>
+                    <w:t xml:space="preserve"/>
                   </w:r>
                 </w:p>
               </w:tc>
@@ -1017,7 +1017,7 @@
                       <w:sz w:val="21"/>
                       <w:szCs w:val="21"/>
                     </w:rPr>
-                    <w:t xml:space="preserve">2</w:t>
+                    <w:t xml:space="preserve"/>
                   </w:r>
                 </w:p>
               </w:tc>
@@ -1123,7 +1123,7 @@
                       <w:sz w:val="21"/>
                       <w:szCs w:val="21"/>
                     </w:rPr>
-                    <w:t xml:space="preserve">4</w:t>
+                    <w:t xml:space="preserve"/>
                   </w:r>
                 </w:p>
               </w:tc>
@@ -1157,7 +1157,7 @@
                       <w:sz w:val="21"/>
                       <w:szCs w:val="21"/>
                     </w:rPr>
-                    <w:t xml:space="preserve">People as a weak point</w:t>
+                    <w:t xml:space="preserve">Phishing and social engineering</w:t>
                   </w:r>
                 </w:p>
               </w:tc>
@@ -1191,7 +1191,7 @@
                       <w:sz w:val="21"/>
                       <w:szCs w:val="21"/>
                     </w:rPr>
-                    <w:t xml:space="preserve">8</w:t>
+                    <w:t xml:space="preserve"/>
                   </w:r>
                 </w:p>
               </w:tc>
@@ -1297,7 +1297,7 @@
                       <w:sz w:val="21"/>
                       <w:szCs w:val="21"/>
                     </w:rPr>
-                    <w:t xml:space="preserve">5</w:t>
+                    <w:t xml:space="preserve"/>
                   </w:r>
                 </w:p>
               </w:tc>
@@ -1331,7 +1331,355 @@
                       <w:sz w:val="21"/>
                       <w:szCs w:val="21"/>
                     </w:rPr>
-                    <w:t xml:space="preserve">Prevention methods</w:t>
+                    <w:t xml:space="preserve">Brute-force and denial-of-service attacks</w:t>
+                  </w:r>
+                </w:p>
+              </w:tc>
+              <w:tc>
+                <w:tcPr>
+                  <w:tcW w:type="dxa" w:w="1100"/>
+                  <w:tcBorders>
+                    <w:top w:val="single" w:color="B7C2D1" w:sz="4"/>
+                    <w:left w:val="single" w:color="B7C2D1" w:sz="4"/>
+                    <w:bottom w:val="single" w:color="B7C2D1" w:sz="4"/>
+                    <w:right w:val="single" w:color="B7C2D1" w:sz="4"/>
+                  </w:tcBorders>
+                  <w:shd w:fill="FFFFFF" w:color="auto" w:val="clear"/>
+                  <w:tcMar>
+                    <w:top w:type="dxa" w:w="80"/>
+                    <w:left w:type="dxa" w:w="120"/>
+                    <w:bottom w:type="dxa" w:w="80"/>
+                    <w:right w:type="dxa" w:w="120"/>
+                  </w:tcMar>
+                  <w:vAlign w:val="center"/>
+                </w:tcPr>
+                <w:p>
+                  <w:pPr>
+                    <w:spacing w:after="0" w:before="0"/>
+                  </w:pPr>
+                  <w:r>
+                    <w:rPr>
+                      <w:rFonts w:ascii="Arial" w:cs="Arial" w:eastAsia="Arial" w:hAnsi="Arial"/>
+                      <w:b w:val="false"/>
+                      <w:bCs w:val="false"/>
+                      <w:sz w:val="21"/>
+                      <w:szCs w:val="21"/>
+                    </w:rPr>
+                    <w:t xml:space="preserve"/>
+                  </w:r>
+                </w:p>
+              </w:tc>
+              <w:tc>
+                <w:tcPr>
+                  <w:tcW w:type="dxa" w:w="1300"/>
+                  <w:tcBorders>
+                    <w:top w:val="single" w:color="B7C2D1" w:sz="4"/>
+                    <w:left w:val="single" w:color="B7C2D1" w:sz="4"/>
+                    <w:bottom w:val="single" w:color="B7C2D1" w:sz="4"/>
+                    <w:right w:val="single" w:color="B7C2D1" w:sz="4"/>
+                  </w:tcBorders>
+                  <w:shd w:fill="FFFFFF" w:color="auto" w:val="clear"/>
+                  <w:tcMar>
+                    <w:top w:type="dxa" w:w="80"/>
+                    <w:left w:type="dxa" w:w="120"/>
+                    <w:bottom w:type="dxa" w:w="80"/>
+                    <w:right w:type="dxa" w:w="120"/>
+                  </w:tcMar>
+                  <w:vAlign w:val="center"/>
+                </w:tcPr>
+                <w:p>
+                  <w:pPr>
+                    <w:spacing w:after="0" w:before="0"/>
+                  </w:pPr>
+                  <w:r>
+                    <w:rPr>
+                      <w:rFonts w:ascii="Arial" w:cs="Arial" w:eastAsia="Arial" w:hAnsi="Arial"/>
+                      <w:b w:val="false"/>
+                      <w:bCs w:val="false"/>
+                      <w:sz w:val="21"/>
+                      <w:szCs w:val="21"/>
+                    </w:rPr>
+                    <w:t xml:space="preserve"/>
+                  </w:r>
+                </w:p>
+              </w:tc>
+              <w:tc>
+                <w:tcPr>
+                  <w:tcW w:type="dxa" w:w="1300"/>
+                  <w:tcBorders>
+                    <w:top w:val="single" w:color="B7C2D1" w:sz="4"/>
+                    <w:left w:val="single" w:color="B7C2D1" w:sz="4"/>
+                    <w:bottom w:val="single" w:color="B7C2D1" w:sz="4"/>
+                    <w:right w:val="single" w:color="B7C2D1" w:sz="4"/>
+                  </w:tcBorders>
+                  <w:shd w:fill="FFFFFF" w:color="auto" w:val="clear"/>
+                  <w:tcMar>
+                    <w:top w:type="dxa" w:w="80"/>
+                    <w:left w:type="dxa" w:w="120"/>
+                    <w:bottom w:type="dxa" w:w="80"/>
+                    <w:right w:type="dxa" w:w="120"/>
+                  </w:tcMar>
+                  <w:vAlign w:val="center"/>
+                </w:tcPr>
+                <w:p>
+                  <w:pPr>
+                    <w:spacing w:after="0" w:before="0"/>
+                  </w:pPr>
+                  <w:r>
+                    <w:rPr>
+                      <w:rFonts w:ascii="Arial" w:cs="Arial" w:eastAsia="Arial" w:hAnsi="Arial"/>
+                      <w:b w:val="false"/>
+                      <w:bCs w:val="false"/>
+                      <w:sz w:val="21"/>
+                      <w:szCs w:val="21"/>
+                    </w:rPr>
+                    <w:t xml:space="preserve"/>
+                  </w:r>
+                </w:p>
+              </w:tc>
+            </w:tr>
+            <w:tr>
+              <w:trPr>
+                <w:cantSplit/>
+                <w:trHeight w:val="560" w:hRule="atLeast"/>
+              </w:trPr>
+              <w:tc>
+                <w:tcPr>
+                  <w:tcW w:type="dxa" w:w="700"/>
+                  <w:tcBorders>
+                    <w:top w:val="single" w:color="B7C2D1" w:sz="4"/>
+                    <w:left w:val="single" w:color="B7C2D1" w:sz="4"/>
+                    <w:bottom w:val="single" w:color="B7C2D1" w:sz="4"/>
+                    <w:right w:val="single" w:color="B7C2D1" w:sz="4"/>
+                  </w:tcBorders>
+                  <w:shd w:fill="FFFFFF" w:color="auto" w:val="clear"/>
+                  <w:tcMar>
+                    <w:top w:type="dxa" w:w="80"/>
+                    <w:left w:type="dxa" w:w="120"/>
+                    <w:bottom w:type="dxa" w:w="80"/>
+                    <w:right w:type="dxa" w:w="120"/>
+                  </w:tcMar>
+                  <w:vAlign w:val="center"/>
+                </w:tcPr>
+                <w:p>
+                  <w:pPr>
+                    <w:spacing w:after="0" w:before="0"/>
+                  </w:pPr>
+                  <w:r>
+                    <w:rPr>
+                      <w:rFonts w:ascii="Arial" w:cs="Arial" w:eastAsia="Arial" w:hAnsi="Arial"/>
+                      <w:sz w:val="21"/>
+                      <w:szCs w:val="21"/>
+                    </w:rPr>
+                    <w:t xml:space="preserve"/>
+                  </w:r>
+                </w:p>
+              </w:tc>
+              <w:tc>
+                <w:tcPr>
+                  <w:tcW w:type="dxa" w:w="5626"/>
+                  <w:tcBorders>
+                    <w:top w:val="single" w:color="B7C2D1" w:sz="4"/>
+                    <w:left w:val="single" w:color="B7C2D1" w:sz="4"/>
+                    <w:bottom w:val="single" w:color="B7C2D1" w:sz="4"/>
+                    <w:right w:val="single" w:color="B7C2D1" w:sz="4"/>
+                  </w:tcBorders>
+                  <w:shd w:fill="FFFFFF" w:color="auto" w:val="clear"/>
+                  <w:tcMar>
+                    <w:top w:type="dxa" w:w="80"/>
+                    <w:left w:type="dxa" w:w="120"/>
+                    <w:bottom w:type="dxa" w:w="80"/>
+                    <w:right w:type="dxa" w:w="120"/>
+                  </w:tcMar>
+                  <w:vAlign w:val="center"/>
+                </w:tcPr>
+                <w:p>
+                  <w:pPr>
+                    <w:spacing w:after="0" w:before="0"/>
+                  </w:pPr>
+                  <w:r>
+                    <w:rPr>
+                      <w:rFonts w:ascii="Arial" w:cs="Arial" w:eastAsia="Arial" w:hAnsi="Arial"/>
+                      <w:b w:val="false"/>
+                      <w:bCs w:val="false"/>
+                      <w:sz w:val="21"/>
+                      <w:szCs w:val="21"/>
+                    </w:rPr>
+                    <w:t xml:space="preserve">Data interception and theft</w:t>
+                  </w:r>
+                </w:p>
+              </w:tc>
+              <w:tc>
+                <w:tcPr>
+                  <w:tcW w:type="dxa" w:w="1100"/>
+                  <w:tcBorders>
+                    <w:top w:val="single" w:color="B7C2D1" w:sz="4"/>
+                    <w:left w:val="single" w:color="B7C2D1" w:sz="4"/>
+                    <w:bottom w:val="single" w:color="B7C2D1" w:sz="4"/>
+                    <w:right w:val="single" w:color="B7C2D1" w:sz="4"/>
+                  </w:tcBorders>
+                  <w:shd w:fill="FFFFFF" w:color="auto" w:val="clear"/>
+                  <w:tcMar>
+                    <w:top w:type="dxa" w:w="80"/>
+                    <w:left w:type="dxa" w:w="120"/>
+                    <w:bottom w:type="dxa" w:w="80"/>
+                    <w:right w:type="dxa" w:w="120"/>
+                  </w:tcMar>
+                  <w:vAlign w:val="center"/>
+                </w:tcPr>
+                <w:p>
+                  <w:pPr>
+                    <w:spacing w:after="0" w:before="0"/>
+                  </w:pPr>
+                  <w:r>
+                    <w:rPr>
+                      <w:rFonts w:ascii="Arial" w:cs="Arial" w:eastAsia="Arial" w:hAnsi="Arial"/>
+                      <w:b w:val="false"/>
+                      <w:bCs w:val="false"/>
+                      <w:sz w:val="21"/>
+                      <w:szCs w:val="21"/>
+                    </w:rPr>
+                    <w:t xml:space="preserve"/>
+                  </w:r>
+                </w:p>
+              </w:tc>
+              <w:tc>
+                <w:tcPr>
+                  <w:tcW w:type="dxa" w:w="1300"/>
+                  <w:tcBorders>
+                    <w:top w:val="single" w:color="B7C2D1" w:sz="4"/>
+                    <w:left w:val="single" w:color="B7C2D1" w:sz="4"/>
+                    <w:bottom w:val="single" w:color="B7C2D1" w:sz="4"/>
+                    <w:right w:val="single" w:color="B7C2D1" w:sz="4"/>
+                  </w:tcBorders>
+                  <w:shd w:fill="FFFFFF" w:color="auto" w:val="clear"/>
+                  <w:tcMar>
+                    <w:top w:type="dxa" w:w="80"/>
+                    <w:left w:type="dxa" w:w="120"/>
+                    <w:bottom w:type="dxa" w:w="80"/>
+                    <w:right w:type="dxa" w:w="120"/>
+                  </w:tcMar>
+                  <w:vAlign w:val="center"/>
+                </w:tcPr>
+                <w:p>
+                  <w:pPr>
+                    <w:spacing w:after="0" w:before="0"/>
+                  </w:pPr>
+                  <w:r>
+                    <w:rPr>
+                      <w:rFonts w:ascii="Arial" w:cs="Arial" w:eastAsia="Arial" w:hAnsi="Arial"/>
+                      <w:b w:val="false"/>
+                      <w:bCs w:val="false"/>
+                      <w:sz w:val="21"/>
+                      <w:szCs w:val="21"/>
+                    </w:rPr>
+                    <w:t xml:space="preserve"/>
+                  </w:r>
+                </w:p>
+              </w:tc>
+              <w:tc>
+                <w:tcPr>
+                  <w:tcW w:type="dxa" w:w="1300"/>
+                  <w:tcBorders>
+                    <w:top w:val="single" w:color="B7C2D1" w:sz="4"/>
+                    <w:left w:val="single" w:color="B7C2D1" w:sz="4"/>
+                    <w:bottom w:val="single" w:color="B7C2D1" w:sz="4"/>
+                    <w:right w:val="single" w:color="B7C2D1" w:sz="4"/>
+                  </w:tcBorders>
+                  <w:shd w:fill="FFFFFF" w:color="auto" w:val="clear"/>
+                  <w:tcMar>
+                    <w:top w:type="dxa" w:w="80"/>
+                    <w:left w:type="dxa" w:w="120"/>
+                    <w:bottom w:type="dxa" w:w="80"/>
+                    <w:right w:type="dxa" w:w="120"/>
+                  </w:tcMar>
+                  <w:vAlign w:val="center"/>
+                </w:tcPr>
+                <w:p>
+                  <w:pPr>
+                    <w:spacing w:after="0" w:before="0"/>
+                  </w:pPr>
+                  <w:r>
+                    <w:rPr>
+                      <w:rFonts w:ascii="Arial" w:cs="Arial" w:eastAsia="Arial" w:hAnsi="Arial"/>
+                      <w:b w:val="false"/>
+                      <w:bCs w:val="false"/>
+                      <w:sz w:val="21"/>
+                      <w:szCs w:val="21"/>
+                    </w:rPr>
+                    <w:t xml:space="preserve"/>
+                  </w:r>
+                </w:p>
+              </w:tc>
+            </w:tr>
+            <w:tr>
+              <w:trPr>
+                <w:cantSplit/>
+                <w:trHeight w:val="560" w:hRule="atLeast"/>
+              </w:trPr>
+              <w:tc>
+                <w:tcPr>
+                  <w:tcW w:type="dxa" w:w="700"/>
+                  <w:tcBorders>
+                    <w:top w:val="single" w:color="B7C2D1" w:sz="4"/>
+                    <w:left w:val="single" w:color="B7C2D1" w:sz="4"/>
+                    <w:bottom w:val="single" w:color="B7C2D1" w:sz="4"/>
+                    <w:right w:val="single" w:color="B7C2D1" w:sz="4"/>
+                  </w:tcBorders>
+                  <w:shd w:fill="FFFFFF" w:color="auto" w:val="clear"/>
+                  <w:tcMar>
+                    <w:top w:type="dxa" w:w="80"/>
+                    <w:left w:type="dxa" w:w="120"/>
+                    <w:bottom w:type="dxa" w:w="80"/>
+                    <w:right w:type="dxa" w:w="120"/>
+                  </w:tcMar>
+                  <w:vAlign w:val="center"/>
+                </w:tcPr>
+                <w:p>
+                  <w:pPr>
+                    <w:spacing w:after="0" w:before="0"/>
+                  </w:pPr>
+                  <w:r>
+                    <w:rPr>
+                      <w:rFonts w:ascii="Arial" w:cs="Arial" w:eastAsia="Arial" w:hAnsi="Arial"/>
+                      <w:sz w:val="21"/>
+                      <w:szCs w:val="21"/>
+                    </w:rPr>
+                    <w:t xml:space="preserve"/>
+                  </w:r>
+                </w:p>
+              </w:tc>
+              <w:tc>
+                <w:tcPr>
+                  <w:tcW w:type="dxa" w:w="5626"/>
+                  <w:tcBorders>
+                    <w:top w:val="single" w:color="B7C2D1" w:sz="4"/>
+                    <w:left w:val="single" w:color="B7C2D1" w:sz="4"/>
+                    <w:bottom w:val="single" w:color="B7C2D1" w:sz="4"/>
+                    <w:right w:val="single" w:color="B7C2D1" w:sz="4"/>
+                  </w:tcBorders>
+                  <w:shd w:fill="FFFFFF" w:color="auto" w:val="clear"/>
+                  <w:tcMar>
+                    <w:top w:type="dxa" w:w="80"/>
+                    <w:left w:type="dxa" w:w="120"/>
+                    <w:bottom w:type="dxa" w:w="80"/>
+                    <w:right w:type="dxa" w:w="120"/>
+                  </w:tcMar>
+                  <w:vAlign w:val="center"/>
+                </w:tcPr>
+                <w:p>
+                  <w:pPr>
+                    <w:spacing w:after="0" w:before="0"/>
+                  </w:pPr>
+                  <w:r>
+                    <w:rPr>
+                      <w:rFonts w:ascii="Arial" w:cs="Arial" w:eastAsia="Arial" w:hAnsi="Arial"/>
+                      <w:b w:val="false"/>
+                      <w:bCs w:val="false"/>
+                      <w:sz w:val="21"/>
+                      <w:szCs w:val="21"/>
+                    </w:rPr>
+                    <w:t xml:space="preserve">Prevention methods and which threat each one stops</w:t>
                   </w:r>
                 </w:p>
               </w:tc>
@@ -1462,7 +1810,7 @@
                 <w:sz w:val="21"/>
                 <w:szCs w:val="21"/>
               </w:rPr>
-              <w:t xml:space="preserve">________ / 20</w:t>
+              <w:t xml:space="preserve">________ / __</w:t>
             </w:r>
           </w:p>
         </w:tc>
@@ -2291,7 +2639,7 @@
                 <w:sz w:val="21"/>
                 <w:szCs w:val="21"/>
               </w:rPr>
-              <w:t xml:space="preserve">Threat map (L1), Malware lab (L2), Database break-in (L3), Phishing inbox (L4), Social engineering HQ (L5), Cracking lab (L6), Traffic flood (L7), Packet sniffers (L8), Defence depot (L9 and L10), and the Cyber defence game.</w:t>
+              <w:t xml:space="preserve">Threat map (L1) through to Defence depot 2 (L10), and the Cyber defence game.</w:t>
             </w:r>
           </w:p>
         </w:tc>
